--- a/docs/Guia del laboratorio - Red Las Lagunitas.docx
+++ b/docs/Guia del laboratorio - Red Las Lagunitas.docx
@@ -7480,6 +7480,86 @@
                 <w:sz w:val="18"/>
               </w:rPr>
               <w:t>Scan directory</w:t>
+            </w:r>
+          </w:p>
+        </w:tc>
+      </w:tr>
+      <w:tr>
+        <w:tc>
+          <w:tcPr>
+            <w:tcW w:type="dxa" w:w="3249"/>
+          </w:tcPr>
+          <w:p>
+            <w:pPr>
+              <w:spacing w:after="40"/>
+            </w:pPr>
+            <w:r>
+              <w:rPr>
+                <w:sz w:val="18"/>
+              </w:rPr>
+            </w:r>
+            <w:r>
+              <w:rPr>
+                <w:sz w:val="18"/>
+              </w:rPr>
+              <w:t xml:space="preserve">Zabbix muestra </w:t>
+            </w:r>
+            <w:r>
+              <w:rPr>
+                <w:i/>
+                <w:sz w:val="18"/>
+              </w:rPr>
+              <w:t>Cannot load modules at: modules/lagunitas-…</w:t>
+            </w:r>
+          </w:p>
+        </w:tc>
+        <w:tc>
+          <w:tcPr>
+            <w:tcW w:type="dxa" w:w="3249"/>
+          </w:tcPr>
+          <w:p>
+            <w:pPr>
+              <w:spacing w:after="40"/>
+            </w:pPr>
+            <w:r>
+              <w:rPr>
+                <w:sz w:val="18"/>
+              </w:rPr>
+            </w:r>
+            <w:r>
+              <w:rPr>
+                <w:sz w:val="18"/>
+              </w:rPr>
+              <w:t>Git reescribió las carpetas de los módulos (cambio de rama, merge) y el contenedor web quedó apuntando a las viejas</w:t>
+            </w:r>
+          </w:p>
+        </w:tc>
+        <w:tc>
+          <w:tcPr>
+            <w:tcW w:type="dxa" w:w="3249"/>
+          </w:tcPr>
+          <w:p>
+            <w:pPr>
+              <w:spacing w:after="40"/>
+            </w:pPr>
+            <w:r>
+              <w:rPr>
+                <w:sz w:val="18"/>
+              </w:rPr>
+            </w:r>
+            <w:r>
+              <w:rPr>
+                <w:rFonts w:ascii="Consolas" w:hAnsi="Consolas"/>
+                <w:color w:val="8A1C3A"/>
+                <w:sz w:val="18"/>
+              </w:rPr>
+              <w:t>docker compose up -d --force-recreate zabbix-web</w:t>
+            </w:r>
+            <w:r>
+              <w:rPr>
+                <w:sz w:val="18"/>
+              </w:rPr>
+              <w:t xml:space="preserve"> (no pierde datos)</w:t>
             </w:r>
           </w:p>
         </w:tc>

--- a/docs/Guia del laboratorio - Red Las Lagunitas.docx
+++ b/docs/Guia del laboratorio - Red Las Lagunitas.docx
@@ -1357,6 +1357,85 @@
               <w:rPr>
                 <w:sz w:val="18"/>
               </w:rPr>
+              <w:t>Alertas por Telegram</w:t>
+            </w:r>
+          </w:p>
+        </w:tc>
+        <w:tc>
+          <w:tcPr>
+            <w:tcW w:type="dxa" w:w="4873"/>
+          </w:tcPr>
+          <w:p>
+            <w:pPr>
+              <w:spacing w:after="40"/>
+            </w:pPr>
+            <w:r>
+              <w:rPr>
+                <w:sz w:val="18"/>
+              </w:rPr>
+            </w:r>
+            <w:r>
+              <w:rPr>
+                <w:sz w:val="18"/>
+              </w:rPr>
+              <w:t xml:space="preserve">Grupo </w:t>
+            </w:r>
+            <w:r>
+              <w:rPr>
+                <w:i/>
+                <w:sz w:val="18"/>
+              </w:rPr>
+              <w:t>Operadores Las Lagunitas</w:t>
+            </w:r>
+            <w:r>
+              <w:rPr>
+                <w:sz w:val="18"/>
+              </w:rPr>
+              <w:t xml:space="preserve"> (bot </w:t>
+            </w:r>
+            <w:r>
+              <w:rPr>
+                <w:rFonts w:ascii="Consolas" w:hAnsi="Consolas"/>
+                <w:color w:val="8A1C3A"/>
+                <w:sz w:val="18"/>
+              </w:rPr>
+              <w:t>@lagunitasBot</w:t>
+            </w:r>
+            <w:r>
+              <w:rPr>
+                <w:sz w:val="18"/>
+              </w:rPr>
+              <w:t xml:space="preserve">); prueba: </w:t>
+            </w:r>
+            <w:r>
+              <w:rPr>
+                <w:rFonts w:ascii="Consolas" w:hAnsi="Consolas"/>
+                <w:color w:val="8A1C3A"/>
+                <w:sz w:val="18"/>
+              </w:rPr>
+              <w:t>bin/lagunitas probar-telegram</w:t>
+            </w:r>
+          </w:p>
+        </w:tc>
+      </w:tr>
+      <w:tr>
+        <w:tc>
+          <w:tcPr>
+            <w:tcW w:type="dxa" w:w="4873"/>
+          </w:tcPr>
+          <w:p>
+            <w:pPr>
+              <w:spacing w:after="40"/>
+            </w:pPr>
+            <w:r>
+              <w:rPr>
+                <w:sz w:val="18"/>
+              </w:rPr>
+            </w:r>
+            <w:r>
+              <w:rPr>
+                <w:sz w:val="18"/>
+              </w:rPr>
               <w:t>Rama de trabajo</w:t>
             </w:r>
           </w:p>
@@ -4520,18 +4599,7 @@
         <w:t>una sola alerta</w:t>
       </w:r>
       <w:r>
-        <w:t xml:space="preserve"> por la caída troncal. La alerta aparece a los ~90 s (</w:t>
-      </w:r>
-      <w:r>
-        <w:rPr>
-          <w:rFonts w:ascii="Consolas" w:hAnsi="Consolas"/>
-          <w:color w:val="8A1C3A"/>
-          <w:sz w:val="18"/>
-        </w:rPr>
-        <w:t>{$ICMP.CAIDA.PERIODO}</w:t>
-      </w:r>
-      <w:r>
-        <w:t>).</w:t>
+        <w:t xml:space="preserve"> por la caída troncal. La alerta aparece a los ~2 min: cada nivel de la topología espera 15 s más que su padre (90 s el gateway, 105 s las torres, 120 s el nivel siguiente…), así el padre siempre se detecta primero.</w:t>
       </w:r>
     </w:p>
     <w:p>
@@ -5303,7 +5371,7 @@
         <w:pStyle w:val="ListBullet"/>
       </w:pPr>
       <w:r>
-        <w:t xml:space="preserve">Apagar el AP (o desenchufarlo): a los ~90 s aparece </w:t>
+        <w:t xml:space="preserve">Apagar el AP (o desenchufarlo): a los ~90 s (es raíz, nivel 0) aparece </w:t>
       </w:r>
       <w:r>
         <w:rPr>
